--- a/segundo_2025/primer_cuatrimestre/Ciencia_de_Datos_I/Ev_I/Ciencia-de-Datos I-Evidencia I.docx
+++ b/segundo_2025/primer_cuatrimestre/Ciencia_de_Datos_I/Ev_I/Ciencia-de-Datos I-Evidencia I.docx
@@ -11,6 +11,8 @@
           <w:sz w:val="20"/>
         </w:rPr>
       </w:pPr>
+      <w:bookmarkStart w:id="0" w:name="_GoBack"/>
+      <w:bookmarkEnd w:id="0"/>
       <w:r>
         <w:rPr>
           <w:rFonts w:ascii="Trebuchet MS"/>
@@ -98,7 +100,7 @@
           </mc:Choice>
           <mc:Fallback>
             <w:pict>
-              <v:shape w14:anchorId="35A553D0" id="Graphic 2" o:spid="_x0000_s1026" style="position:absolute;margin-left:81pt;margin-top:113.3pt;width:8.7pt;height:173.4pt;z-index:251655680;visibility:visible;mso-wrap-style:square;mso-width-percent:0;mso-height-percent:0;mso-wrap-distance-left:0;mso-wrap-distance-top:0;mso-wrap-distance-right:0;mso-wrap-distance-bottom:0;mso-position-horizontal:absolute;mso-position-horizontal-relative:page;mso-position-vertical:absolute;mso-position-vertical-relative:text;mso-width-percent:0;mso-height-percent:0;mso-width-relative:margin;mso-height-relative:margin;v-text-anchor:top" coordsize="102870,2392045" o:gfxdata="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" path="m102530,2391836l,2391836,,,102530,r,2391836xe" fillcolor="#31a1c2" stroked="f">
+              <v:shape w14:anchorId="104A6B15" id="Graphic 2" o:spid="_x0000_s1026" style="position:absolute;margin-left:81pt;margin-top:113.3pt;width:8.7pt;height:173.4pt;z-index:251655680;visibility:visible;mso-wrap-style:square;mso-width-percent:0;mso-height-percent:0;mso-wrap-distance-left:0;mso-wrap-distance-top:0;mso-wrap-distance-right:0;mso-wrap-distance-bottom:0;mso-position-horizontal:absolute;mso-position-horizontal-relative:page;mso-position-vertical:absolute;mso-position-vertical-relative:text;mso-width-percent:0;mso-height-percent:0;mso-width-relative:margin;mso-height-relative:margin;v-text-anchor:top" coordsize="102870,2392045" o:gfxdata="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" path="m102530,2391836l,2391836,,,102530,r,2391836xe" fillcolor="#31a1c2" stroked="f">
                 <v:path arrowok="t"/>
                 <w10:wrap anchorx="page"/>
               </v:shape>
@@ -588,7 +590,7 @@
           </mc:Choice>
           <mc:Fallback>
             <w:pict>
-              <v:shape w14:anchorId="4BE14367" id="Graphic 4" o:spid="_x0000_s1026" style="position:absolute;margin-left:81.55pt;margin-top:2.4pt;width:11.7pt;height:90.3pt;z-index:15730176;visibility:visible;mso-wrap-style:square;mso-wrap-distance-left:0;mso-wrap-distance-top:0;mso-wrap-distance-right:0;mso-wrap-distance-bottom:0;mso-position-horizontal:absolute;mso-position-horizontal-relative:page;mso-position-vertical:absolute;mso-position-vertical-relative:text;v-text-anchor:top" coordsize="148590,1146810" o:gfxdata="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" path="m148022,1146598l,1146598,,,148022,r,1146598xe" fillcolor="#31a1c2" stroked="f">
+              <v:shape w14:anchorId="35760854" id="Graphic 4" o:spid="_x0000_s1026" style="position:absolute;margin-left:81.55pt;margin-top:2.4pt;width:11.7pt;height:90.3pt;z-index:15730176;visibility:visible;mso-wrap-style:square;mso-wrap-distance-left:0;mso-wrap-distance-top:0;mso-wrap-distance-right:0;mso-wrap-distance-bottom:0;mso-position-horizontal:absolute;mso-position-horizontal-relative:page;mso-position-vertical:absolute;mso-position-vertical-relative:text;v-text-anchor:top" coordsize="148590,1146810" o:gfxdata="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" path="m148022,1146598l,1146598,,,148022,r,1146598xe" fillcolor="#31a1c2" stroked="f">
                 <v:path arrowok="t"/>
                 <w10:wrap anchorx="page"/>
               </v:shape>
@@ -788,7 +790,7 @@
           </mc:Choice>
           <mc:Fallback>
             <w:pict>
-              <v:shape w14:anchorId="1A19009F" id="Graphic 5" o:spid="_x0000_s1026" style="position:absolute;margin-left:489.2pt;margin-top:-11.45pt;width:13.85pt;height:90.3pt;z-index:15729664;visibility:visible;mso-wrap-style:square;mso-wrap-distance-left:0;mso-wrap-distance-top:0;mso-wrap-distance-right:0;mso-wrap-distance-bottom:0;mso-position-horizontal:absolute;mso-position-horizontal-relative:page;mso-position-vertical:absolute;mso-position-vertical-relative:text;v-text-anchor:top" coordsize="175895,1146810" o:gfxdata="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" path="m175676,1146698l,1146698,,,175676,r,1146698xe" fillcolor="#ba868b" stroked="f">
+              <v:shape w14:anchorId="6D627E0B" id="Graphic 5" o:spid="_x0000_s1026" style="position:absolute;margin-left:489.2pt;margin-top:-11.45pt;width:13.85pt;height:90.3pt;z-index:15729664;visibility:visible;mso-wrap-style:square;mso-wrap-distance-left:0;mso-wrap-distance-top:0;mso-wrap-distance-right:0;mso-wrap-distance-bottom:0;mso-position-horizontal:absolute;mso-position-horizontal-relative:page;mso-position-vertical:absolute;mso-position-vertical-relative:text;v-text-anchor:top" coordsize="175895,1146810" o:gfxdata="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" path="m175676,1146698l,1146698,,,175676,r,1146698xe" fillcolor="#ba868b" stroked="f">
                 <v:path arrowok="t"/>
                 <w10:wrap anchorx="page"/>
               </v:shape>
@@ -922,12 +924,12 @@
       <w:pPr>
         <w:pStyle w:val="Ttulo1"/>
       </w:pPr>
-      <w:bookmarkStart w:id="0" w:name="_"/>
-      <w:bookmarkStart w:id="1" w:name="INDICE__"/>
-      <w:bookmarkStart w:id="2" w:name="_bookmark0"/>
-      <w:bookmarkEnd w:id="0"/>
+      <w:bookmarkStart w:id="1" w:name="_"/>
+      <w:bookmarkStart w:id="2" w:name="INDICE__"/>
+      <w:bookmarkStart w:id="3" w:name="_bookmark0"/>
       <w:bookmarkEnd w:id="1"/>
       <w:bookmarkEnd w:id="2"/>
+      <w:bookmarkEnd w:id="3"/>
       <w:r>
         <w:rPr>
           <w:spacing w:val="-2"/>
@@ -1180,10 +1182,10 @@
       <w:pPr>
         <w:pStyle w:val="Ttulo2"/>
       </w:pPr>
-      <w:bookmarkStart w:id="3" w:name="ENUNCIADO_"/>
-      <w:bookmarkStart w:id="4" w:name="_bookmark1"/>
-      <w:bookmarkEnd w:id="3"/>
+      <w:bookmarkStart w:id="4" w:name="ENUNCIADO_"/>
+      <w:bookmarkStart w:id="5" w:name="_bookmark1"/>
       <w:bookmarkEnd w:id="4"/>
+      <w:bookmarkEnd w:id="5"/>
       <w:r>
         <w:rPr>
           <w:spacing w:val="-2"/>
@@ -2735,10 +2737,10 @@
         <w:pStyle w:val="Ttulo2"/>
         <w:spacing w:before="0"/>
       </w:pPr>
-      <w:bookmarkStart w:id="5" w:name="MODELO_ENTIDAD_RELACIÓN_"/>
-      <w:bookmarkStart w:id="6" w:name="_bookmark2"/>
-      <w:bookmarkEnd w:id="5"/>
+      <w:bookmarkStart w:id="6" w:name="MODELO_ENTIDAD_RELACIÓN_"/>
+      <w:bookmarkStart w:id="7" w:name="_bookmark2"/>
       <w:bookmarkEnd w:id="6"/>
+      <w:bookmarkEnd w:id="7"/>
       <w:r>
         <w:t>MODELO</w:t>
       </w:r>
@@ -4192,8 +4194,6 @@
           <w:sz w:val="24"/>
         </w:rPr>
       </w:pPr>
-      <w:bookmarkStart w:id="7" w:name="_GoBack"/>
-      <w:bookmarkEnd w:id="7"/>
       <w:r>
         <w:rPr>
           <w:rFonts w:ascii="Arial" w:hAnsi="Arial"/>
@@ -5860,7 +5860,7 @@
                               <w:noProof/>
                               <w:spacing w:val="-10"/>
                             </w:rPr>
-                            <w:t>5</w:t>
+                            <w:t>7</w:t>
                           </w:r>
                           <w:r>
                             <w:rPr>
@@ -5964,7 +5964,7 @@
                         <w:noProof/>
                         <w:spacing w:val="-10"/>
                       </w:rPr>
-                      <w:t>5</w:t>
+                      <w:t>7</w:t>
                     </w:r>
                     <w:r>
                       <w:rPr>
@@ -6098,7 +6098,7 @@
         </mc:Choice>
         <mc:Fallback>
           <w:pict>
-            <v:shape w14:anchorId="10ACE6EC" id="Graphic 6" o:spid="_x0000_s1026" style="position:absolute;margin-left:56.65pt;margin-top:58.5pt;width:476.3pt;height:.1pt;z-index:-251656704;visibility:visible;mso-wrap-style:square;mso-wrap-distance-left:0;mso-wrap-distance-top:0;mso-wrap-distance-right:0;mso-wrap-distance-bottom:0;mso-position-horizontal:absolute;mso-position-horizontal-relative:page;mso-position-vertical:absolute;mso-position-vertical-relative:page;v-text-anchor:top" coordsize="6049010,1270" o:gfxdata="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" path="m,l6048962,e" filled="f" strokeweight=".25222mm">
+            <v:shape w14:anchorId="33C4724F" id="Graphic 6" o:spid="_x0000_s1026" style="position:absolute;margin-left:56.65pt;margin-top:58.5pt;width:476.3pt;height:.1pt;z-index:-251656704;visibility:visible;mso-wrap-style:square;mso-wrap-distance-left:0;mso-wrap-distance-top:0;mso-wrap-distance-right:0;mso-wrap-distance-bottom:0;mso-position-horizontal:absolute;mso-position-horizontal-relative:page;mso-position-vertical:absolute;mso-position-vertical-relative:page;v-text-anchor:top" coordsize="6049010,1270" o:gfxdata="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" path="m,l6048962,e" filled="f" strokeweight=".25222mm">
               <v:path arrowok="t"/>
               <w10:wrap anchorx="page" anchory="page"/>
             </v:shape>
@@ -7898,7 +7898,7 @@
 </file>
 
 <file path=customXml/itemProps1.xml><?xml version="1.0" encoding="utf-8"?>
-<ds:datastoreItem xmlns:ds="http://schemas.openxmlformats.org/officeDocument/2006/customXml" ds:itemID="{8B7323C7-6722-47E5-AB29-507FBDE3588D}">
+<ds:datastoreItem xmlns:ds="http://schemas.openxmlformats.org/officeDocument/2006/customXml" ds:itemID="{08A3E5C4-38EA-40BD-9FB7-B81F3599BE21}">
   <ds:schemaRefs>
     <ds:schemaRef ds:uri="http://schemas.openxmlformats.org/officeDocument/2006/bibliography"/>
   </ds:schemaRefs>
